--- a/Resume_2025.docx
+++ b/Resume_2025.docx
@@ -61,13 +61,13 @@
         <w:rPr>
           <w:rFonts w:ascii="Times New Roman" w:hAnsi="Times New Roman" w:cs="Times New Roman"/>
         </w:rPr>
-        <w:t>| Github</w:t>
-      </w:r>
-      <w:r>
-        <w:rPr>
-          <w:rFonts w:ascii="Times New Roman" w:hAnsi="Times New Roman" w:cs="Times New Roman"/>
-        </w:rPr>
-        <w:t>.com/RyanCaudill04</w:t>
+        <w:t xml:space="preserve">| </w:t>
+      </w:r>
+      <w:r>
+        <w:rPr>
+          <w:rFonts w:ascii="Times New Roman" w:hAnsi="Times New Roman" w:cs="Times New Roman"/>
+        </w:rPr>
+        <w:t>RyanCaudill04.github.io</w:t>
       </w:r>
     </w:p>
     <w:p>
@@ -954,6 +954,310 @@
           <w:sz w:val="22"/>
           <w:szCs w:val="22"/>
         </w:rPr>
+        <w:t>Undergraduate Research Assistant</w:t>
+      </w:r>
+      <w:r>
+        <w:rPr>
+          <w:rFonts w:ascii="Times New Roman" w:hAnsi="Times New Roman" w:cs="Times New Roman"/>
+          <w:b/>
+          <w:sz w:val="22"/>
+          <w:szCs w:val="22"/>
+        </w:rPr>
+        <w:tab/>
+      </w:r>
+      <w:r>
+        <w:rPr>
+          <w:rFonts w:ascii="Times New Roman" w:hAnsi="Times New Roman" w:cs="Times New Roman"/>
+          <w:b/>
+          <w:sz w:val="22"/>
+          <w:szCs w:val="22"/>
+        </w:rPr>
+        <w:tab/>
+      </w:r>
+      <w:r>
+        <w:rPr>
+          <w:rFonts w:ascii="Times New Roman" w:hAnsi="Times New Roman" w:cs="Times New Roman"/>
+          <w:b/>
+          <w:sz w:val="22"/>
+          <w:szCs w:val="22"/>
+        </w:rPr>
+        <w:tab/>
+      </w:r>
+      <w:r>
+        <w:rPr>
+          <w:rFonts w:ascii="Times New Roman" w:hAnsi="Times New Roman" w:cs="Times New Roman"/>
+          <w:b/>
+          <w:sz w:val="22"/>
+          <w:szCs w:val="22"/>
+        </w:rPr>
+        <w:tab/>
+      </w:r>
+      <w:r>
+        <w:rPr>
+          <w:rFonts w:ascii="Times New Roman" w:hAnsi="Times New Roman" w:cs="Times New Roman"/>
+          <w:b/>
+          <w:sz w:val="22"/>
+          <w:szCs w:val="22"/>
+        </w:rPr>
+        <w:tab/>
+      </w:r>
+      <w:r>
+        <w:rPr>
+          <w:rFonts w:ascii="Times New Roman" w:hAnsi="Times New Roman" w:cs="Times New Roman"/>
+          <w:b/>
+          <w:sz w:val="22"/>
+          <w:szCs w:val="22"/>
+        </w:rPr>
+        <w:tab/>
+      </w:r>
+      <w:r>
+        <w:rPr>
+          <w:rFonts w:ascii="Times New Roman" w:hAnsi="Times New Roman" w:cs="Times New Roman"/>
+          <w:b/>
+          <w:sz w:val="22"/>
+          <w:szCs w:val="22"/>
+        </w:rPr>
+        <w:tab/>
+      </w:r>
+      <w:r>
+        <w:rPr>
+          <w:rFonts w:ascii="Times New Roman" w:hAnsi="Times New Roman" w:cs="Times New Roman"/>
+          <w:b/>
+          <w:sz w:val="22"/>
+          <w:szCs w:val="22"/>
+        </w:rPr>
+        <w:tab/>
+      </w:r>
+      <w:r>
+        <w:rPr>
+          <w:rFonts w:ascii="Times New Roman" w:hAnsi="Times New Roman" w:cs="Times New Roman"/>
+          <w:b/>
+          <w:sz w:val="22"/>
+          <w:szCs w:val="22"/>
+        </w:rPr>
+        <w:tab/>
+      </w:r>
+      <w:r>
+        <w:rPr>
+          <w:rFonts w:ascii="Times New Roman" w:hAnsi="Times New Roman" w:cs="Times New Roman"/>
+          <w:bCs/>
+          <w:i/>
+          <w:iCs/>
+          <w:sz w:val="22"/>
+          <w:szCs w:val="22"/>
+        </w:rPr>
+        <w:t xml:space="preserve">   Columbia, SC</w:t>
+      </w:r>
+    </w:p>
+    <w:p>
+      <w:pPr>
+        <w:contextualSpacing/>
+        <w:rPr>
+          <w:rFonts w:ascii="Times New Roman" w:hAnsi="Times New Roman" w:cs="Times New Roman"/>
+          <w:b/>
+          <w:sz w:val="22"/>
+          <w:szCs w:val="22"/>
+        </w:rPr>
+      </w:pPr>
+      <w:r>
+        <w:rPr>
+          <w:rFonts w:ascii="Times New Roman" w:hAnsi="Times New Roman" w:cs="Times New Roman"/>
+          <w:bCs/>
+          <w:i/>
+          <w:iCs/>
+          <w:sz w:val="22"/>
+          <w:szCs w:val="22"/>
+        </w:rPr>
+        <w:t>University of South Carolin</w:t>
+      </w:r>
+      <w:r>
+        <w:rPr>
+          <w:rFonts w:ascii="Times New Roman" w:hAnsi="Times New Roman" w:cs="Times New Roman"/>
+          <w:bCs/>
+          <w:i/>
+          <w:iCs/>
+          <w:sz w:val="22"/>
+          <w:szCs w:val="22"/>
+        </w:rPr>
+        <w:t>a</w:t>
+      </w:r>
+      <w:r>
+        <w:rPr>
+          <w:rFonts w:ascii="Times New Roman" w:hAnsi="Times New Roman" w:cs="Times New Roman"/>
+          <w:bCs/>
+          <w:i/>
+          <w:iCs/>
+          <w:sz w:val="22"/>
+          <w:szCs w:val="22"/>
+        </w:rPr>
+        <w:tab/>
+      </w:r>
+      <w:r>
+        <w:rPr>
+          <w:rFonts w:ascii="Times New Roman" w:hAnsi="Times New Roman" w:cs="Times New Roman"/>
+          <w:bCs/>
+          <w:i/>
+          <w:iCs/>
+          <w:sz w:val="22"/>
+          <w:szCs w:val="22"/>
+        </w:rPr>
+        <w:tab/>
+      </w:r>
+      <w:r>
+        <w:rPr>
+          <w:rFonts w:ascii="Times New Roman" w:hAnsi="Times New Roman" w:cs="Times New Roman"/>
+          <w:bCs/>
+          <w:i/>
+          <w:iCs/>
+          <w:sz w:val="22"/>
+          <w:szCs w:val="22"/>
+        </w:rPr>
+        <w:tab/>
+      </w:r>
+      <w:r>
+        <w:rPr>
+          <w:rFonts w:ascii="Times New Roman" w:hAnsi="Times New Roman" w:cs="Times New Roman"/>
+          <w:bCs/>
+          <w:i/>
+          <w:iCs/>
+          <w:sz w:val="22"/>
+          <w:szCs w:val="22"/>
+        </w:rPr>
+        <w:tab/>
+      </w:r>
+      <w:r>
+        <w:rPr>
+          <w:rFonts w:ascii="Times New Roman" w:hAnsi="Times New Roman" w:cs="Times New Roman"/>
+          <w:bCs/>
+          <w:i/>
+          <w:iCs/>
+          <w:sz w:val="22"/>
+          <w:szCs w:val="22"/>
+        </w:rPr>
+        <w:tab/>
+      </w:r>
+      <w:r>
+        <w:rPr>
+          <w:rFonts w:ascii="Times New Roman" w:hAnsi="Times New Roman" w:cs="Times New Roman"/>
+          <w:bCs/>
+          <w:i/>
+          <w:iCs/>
+          <w:sz w:val="22"/>
+          <w:szCs w:val="22"/>
+        </w:rPr>
+        <w:tab/>
+      </w:r>
+      <w:r>
+        <w:rPr>
+          <w:rFonts w:ascii="Times New Roman" w:hAnsi="Times New Roman" w:cs="Times New Roman"/>
+          <w:bCs/>
+          <w:i/>
+          <w:iCs/>
+          <w:sz w:val="22"/>
+          <w:szCs w:val="22"/>
+        </w:rPr>
+        <w:tab/>
+      </w:r>
+      <w:r>
+        <w:rPr>
+          <w:rFonts w:ascii="Times New Roman" w:hAnsi="Times New Roman" w:cs="Times New Roman"/>
+          <w:bCs/>
+          <w:i/>
+          <w:iCs/>
+          <w:sz w:val="22"/>
+          <w:szCs w:val="22"/>
+        </w:rPr>
+        <w:tab/>
+      </w:r>
+      <w:r>
+        <w:rPr>
+          <w:rFonts w:ascii="Times New Roman" w:hAnsi="Times New Roman" w:cs="Times New Roman"/>
+          <w:bCs/>
+          <w:i/>
+          <w:iCs/>
+          <w:sz w:val="22"/>
+          <w:szCs w:val="22"/>
+        </w:rPr>
+        <w:tab/>
+        <w:t xml:space="preserve">     </w:t>
+      </w:r>
+      <w:r>
+        <w:rPr>
+          <w:rFonts w:ascii="Times New Roman" w:hAnsi="Times New Roman" w:cs="Times New Roman"/>
+          <w:b/>
+          <w:sz w:val="22"/>
+          <w:szCs w:val="22"/>
+        </w:rPr>
+        <w:t xml:space="preserve">  Oct 2025 – Present</w:t>
+      </w:r>
+    </w:p>
+    <w:p>
+      <w:pPr>
+        <w:pStyle w:val="ListParagraph"/>
+        <w:numPr>
+          <w:ilvl w:val="0"/>
+          <w:numId w:val="23"/>
+        </w:numPr>
+        <w:rPr>
+          <w:rFonts w:ascii="Times New Roman" w:hAnsi="Times New Roman" w:cs="Times New Roman"/>
+          <w:iCs/>
+          <w:sz w:val="22"/>
+          <w:szCs w:val="22"/>
+        </w:rPr>
+      </w:pPr>
+      <w:r>
+        <w:rPr>
+          <w:rFonts w:ascii="Times New Roman" w:hAnsi="Times New Roman" w:cs="Times New Roman"/>
+          <w:iCs/>
+          <w:sz w:val="22"/>
+          <w:szCs w:val="22"/>
+        </w:rPr>
+        <w:t>Ensured precise synchronization of four camera streams for accurate multi-view data capture, improving reliability and timing consistency across devices.</w:t>
+      </w:r>
+    </w:p>
+    <w:p>
+      <w:pPr>
+        <w:pStyle w:val="ListParagraph"/>
+        <w:numPr>
+          <w:ilvl w:val="0"/>
+          <w:numId w:val="23"/>
+        </w:numPr>
+        <w:rPr>
+          <w:rFonts w:ascii="Times New Roman" w:hAnsi="Times New Roman" w:cs="Times New Roman"/>
+          <w:iCs/>
+          <w:sz w:val="22"/>
+          <w:szCs w:val="22"/>
+        </w:rPr>
+      </w:pPr>
+      <w:r>
+        <w:rPr>
+          <w:rFonts w:ascii="Times New Roman" w:hAnsi="Times New Roman" w:cs="Times New Roman"/>
+          <w:iCs/>
+          <w:sz w:val="22"/>
+          <w:szCs w:val="22"/>
+        </w:rPr>
+        <w:t>Developed a Qt-based GUI to display live feeds from four cameras and provide interactive controls for starting/stopping cameras and IMU data processing</w:t>
+      </w:r>
+    </w:p>
+    <w:p>
+      <w:pPr>
+        <w:contextualSpacing/>
+        <w:rPr>
+          <w:rFonts w:ascii="Times New Roman" w:hAnsi="Times New Roman" w:cs="Times New Roman"/>
+          <w:bCs/>
+          <w:i/>
+          <w:iCs/>
+          <w:sz w:val="22"/>
+          <w:szCs w:val="22"/>
+        </w:rPr>
+      </w:pPr>
+      <w:r>
+        <w:rPr>
+          <w:rFonts w:ascii="Times New Roman" w:hAnsi="Times New Roman" w:cs="Times New Roman"/>
+          <w:b/>
+          <w:sz w:val="22"/>
+          <w:szCs w:val="22"/>
+        </w:rPr>
         <w:t>Software Engineering Teaching Assistant</w:t>
       </w:r>
       <w:r>
@@ -1314,7 +1618,27 @@
           <w:sz w:val="22"/>
           <w:szCs w:val="22"/>
         </w:rPr>
-        <w:t>, setting a clear direction and fostering collaboration to meet key project milestones effectively and on time</w:t>
+        <w:t xml:space="preserve">, setting a clear </w:t>
+      </w:r>
+      <w:proofErr w:type="gramStart"/>
+      <w:r>
+        <w:rPr>
+          <w:rFonts w:ascii="Times New Roman" w:hAnsi="Times New Roman" w:cs="Times New Roman"/>
+          <w:iCs/>
+          <w:sz w:val="22"/>
+          <w:szCs w:val="22"/>
+        </w:rPr>
+        <w:t>direction</w:t>
+      </w:r>
+      <w:proofErr w:type="gramEnd"/>
+      <w:r>
+        <w:rPr>
+          <w:rFonts w:ascii="Times New Roman" w:hAnsi="Times New Roman" w:cs="Times New Roman"/>
+          <w:iCs/>
+          <w:sz w:val="22"/>
+          <w:szCs w:val="22"/>
+        </w:rPr>
+        <w:t xml:space="preserve"> and fostering collaboration to meet key project milestones effectively and on time</w:t>
       </w:r>
       <w:r>
         <w:rPr>
@@ -1347,16 +1671,262 @@
           <w:sz w:val="22"/>
           <w:szCs w:val="22"/>
         </w:rPr>
-        <w:t>Organized and conducted consulting sessions to provide guidance on system design, refine business proposals, and address technical challenges</w:t>
-      </w:r>
-      <w:r>
-        <w:rPr>
-          <w:rFonts w:ascii="Times New Roman" w:hAnsi="Times New Roman" w:cs="Times New Roman"/>
-          <w:iCs/>
-          <w:sz w:val="22"/>
-          <w:szCs w:val="22"/>
-        </w:rPr>
-        <w:t xml:space="preserve"> twice a week.</w:t>
+        <w:t xml:space="preserve">Facilitated detailed </w:t>
+      </w:r>
+      <w:r>
+        <w:rPr>
+          <w:rFonts w:ascii="Times New Roman" w:hAnsi="Times New Roman" w:cs="Times New Roman"/>
+          <w:iCs/>
+          <w:sz w:val="22"/>
+          <w:szCs w:val="22"/>
+        </w:rPr>
+        <w:t>bi-weekly code reviews</w:t>
+      </w:r>
+      <w:r>
+        <w:rPr>
+          <w:rFonts w:ascii="Times New Roman" w:hAnsi="Times New Roman" w:cs="Times New Roman"/>
+          <w:iCs/>
+          <w:sz w:val="22"/>
+          <w:szCs w:val="22"/>
+        </w:rPr>
+        <w:t xml:space="preserve"> as part of 2-week sprint cycles, ensuring high-quality code, adherence to best practices, and consistent progress toward project objectives.</w:t>
+      </w:r>
+    </w:p>
+    <w:p>
+      <w:pPr>
+        <w:contextualSpacing/>
+        <w:rPr>
+          <w:rFonts w:ascii="Times New Roman" w:hAnsi="Times New Roman" w:cs="Times New Roman"/>
+          <w:bCs/>
+          <w:i/>
+          <w:iCs/>
+          <w:sz w:val="22"/>
+          <w:szCs w:val="22"/>
+        </w:rPr>
+      </w:pPr>
+      <w:r>
+        <w:rPr>
+          <w:rFonts w:ascii="Times New Roman" w:hAnsi="Times New Roman" w:cs="Times New Roman"/>
+          <w:b/>
+          <w:sz w:val="22"/>
+          <w:szCs w:val="22"/>
+        </w:rPr>
+        <w:t>Software Engineer</w:t>
+      </w:r>
+      <w:r>
+        <w:rPr>
+          <w:rFonts w:ascii="Times New Roman" w:hAnsi="Times New Roman" w:cs="Times New Roman"/>
+          <w:b/>
+          <w:sz w:val="22"/>
+          <w:szCs w:val="22"/>
+        </w:rPr>
+        <w:t xml:space="preserve"> Intern</w:t>
+      </w:r>
+      <w:r>
+        <w:rPr>
+          <w:rFonts w:ascii="Times New Roman" w:hAnsi="Times New Roman" w:cs="Times New Roman"/>
+          <w:b/>
+          <w:sz w:val="22"/>
+          <w:szCs w:val="22"/>
+        </w:rPr>
+        <w:tab/>
+      </w:r>
+      <w:r>
+        <w:rPr>
+          <w:rFonts w:ascii="Times New Roman" w:hAnsi="Times New Roman" w:cs="Times New Roman"/>
+          <w:b/>
+          <w:sz w:val="22"/>
+          <w:szCs w:val="22"/>
+        </w:rPr>
+        <w:tab/>
+      </w:r>
+      <w:r>
+        <w:rPr>
+          <w:rFonts w:ascii="Times New Roman" w:hAnsi="Times New Roman" w:cs="Times New Roman"/>
+          <w:b/>
+          <w:sz w:val="22"/>
+          <w:szCs w:val="22"/>
+        </w:rPr>
+        <w:tab/>
+      </w:r>
+      <w:r>
+        <w:rPr>
+          <w:rFonts w:ascii="Times New Roman" w:hAnsi="Times New Roman" w:cs="Times New Roman"/>
+          <w:b/>
+          <w:sz w:val="22"/>
+          <w:szCs w:val="22"/>
+        </w:rPr>
+        <w:tab/>
+      </w:r>
+      <w:r>
+        <w:rPr>
+          <w:rFonts w:ascii="Times New Roman" w:hAnsi="Times New Roman" w:cs="Times New Roman"/>
+          <w:b/>
+          <w:sz w:val="22"/>
+          <w:szCs w:val="22"/>
+        </w:rPr>
+        <w:tab/>
+      </w:r>
+      <w:r>
+        <w:rPr>
+          <w:rFonts w:ascii="Times New Roman" w:hAnsi="Times New Roman" w:cs="Times New Roman"/>
+          <w:b/>
+          <w:sz w:val="22"/>
+          <w:szCs w:val="22"/>
+        </w:rPr>
+        <w:tab/>
+      </w:r>
+      <w:r>
+        <w:rPr>
+          <w:rFonts w:ascii="Times New Roman" w:hAnsi="Times New Roman" w:cs="Times New Roman"/>
+          <w:b/>
+          <w:sz w:val="22"/>
+          <w:szCs w:val="22"/>
+        </w:rPr>
+        <w:tab/>
+      </w:r>
+      <w:r>
+        <w:rPr>
+          <w:rFonts w:ascii="Times New Roman" w:hAnsi="Times New Roman" w:cs="Times New Roman"/>
+          <w:b/>
+          <w:sz w:val="22"/>
+          <w:szCs w:val="22"/>
+        </w:rPr>
+        <w:tab/>
+        <w:t xml:space="preserve">      </w:t>
+      </w:r>
+      <w:r>
+        <w:rPr>
+          <w:rFonts w:ascii="Times New Roman" w:hAnsi="Times New Roman" w:cs="Times New Roman"/>
+          <w:b/>
+          <w:sz w:val="22"/>
+          <w:szCs w:val="22"/>
+        </w:rPr>
+        <w:tab/>
+        <w:t xml:space="preserve">       </w:t>
+      </w:r>
+      <w:r>
+        <w:rPr>
+          <w:rFonts w:ascii="Times New Roman" w:hAnsi="Times New Roman" w:cs="Times New Roman"/>
+          <w:b/>
+          <w:sz w:val="22"/>
+          <w:szCs w:val="22"/>
+        </w:rPr>
+        <w:tab/>
+        <w:t xml:space="preserve">   </w:t>
+      </w:r>
+      <w:r>
+        <w:rPr>
+          <w:rFonts w:ascii="Times New Roman" w:hAnsi="Times New Roman" w:cs="Times New Roman"/>
+          <w:bCs/>
+          <w:i/>
+          <w:iCs/>
+          <w:sz w:val="22"/>
+          <w:szCs w:val="22"/>
+        </w:rPr>
+        <w:t>Columbia, SC</w:t>
+      </w:r>
+    </w:p>
+    <w:p>
+      <w:pPr>
+        <w:contextualSpacing/>
+        <w:rPr>
+          <w:rFonts w:ascii="Times New Roman" w:hAnsi="Times New Roman" w:cs="Times New Roman"/>
+          <w:b/>
+          <w:iCs/>
+          <w:sz w:val="22"/>
+          <w:szCs w:val="22"/>
+        </w:rPr>
+      </w:pPr>
+      <w:r>
+        <w:rPr>
+          <w:rFonts w:ascii="Times New Roman" w:hAnsi="Times New Roman" w:cs="Times New Roman"/>
+          <w:bCs/>
+          <w:i/>
+          <w:iCs/>
+          <w:sz w:val="22"/>
+          <w:szCs w:val="22"/>
+        </w:rPr>
+        <w:t>South Carolina Department of Transportation</w:t>
+      </w:r>
+      <w:r>
+        <w:rPr>
+          <w:rFonts w:ascii="Times New Roman" w:hAnsi="Times New Roman" w:cs="Times New Roman"/>
+          <w:b/>
+          <w:i/>
+          <w:iCs/>
+          <w:sz w:val="22"/>
+          <w:szCs w:val="22"/>
+        </w:rPr>
+        <w:tab/>
+      </w:r>
+      <w:r>
+        <w:rPr>
+          <w:rFonts w:ascii="Times New Roman" w:hAnsi="Times New Roman" w:cs="Times New Roman"/>
+          <w:b/>
+          <w:i/>
+          <w:iCs/>
+          <w:sz w:val="22"/>
+          <w:szCs w:val="22"/>
+        </w:rPr>
+        <w:tab/>
+      </w:r>
+      <w:r>
+        <w:rPr>
+          <w:rFonts w:ascii="Times New Roman" w:hAnsi="Times New Roman" w:cs="Times New Roman"/>
+          <w:b/>
+          <w:i/>
+          <w:iCs/>
+          <w:sz w:val="22"/>
+          <w:szCs w:val="22"/>
+        </w:rPr>
+        <w:tab/>
+      </w:r>
+      <w:r>
+        <w:rPr>
+          <w:rFonts w:ascii="Times New Roman" w:hAnsi="Times New Roman" w:cs="Times New Roman"/>
+          <w:b/>
+          <w:i/>
+          <w:iCs/>
+          <w:sz w:val="22"/>
+          <w:szCs w:val="22"/>
+        </w:rPr>
+        <w:tab/>
+        <w:t xml:space="preserve">     </w:t>
+      </w:r>
+      <w:r>
+        <w:rPr>
+          <w:rFonts w:ascii="Times New Roman" w:hAnsi="Times New Roman" w:cs="Times New Roman"/>
+          <w:b/>
+          <w:i/>
+          <w:iCs/>
+          <w:sz w:val="22"/>
+          <w:szCs w:val="22"/>
+        </w:rPr>
+        <w:tab/>
+        <w:t xml:space="preserve">                          </w:t>
+      </w:r>
+      <w:r>
+        <w:rPr>
+          <w:rFonts w:ascii="Times New Roman" w:hAnsi="Times New Roman" w:cs="Times New Roman"/>
+          <w:b/>
+          <w:i/>
+          <w:iCs/>
+          <w:sz w:val="22"/>
+          <w:szCs w:val="22"/>
+        </w:rPr>
+        <w:tab/>
+        <w:t xml:space="preserve">  </w:t>
+      </w:r>
+      <w:r>
+        <w:rPr>
+          <w:rFonts w:ascii="Times New Roman" w:hAnsi="Times New Roman" w:cs="Times New Roman"/>
+          <w:b/>
+          <w:iCs/>
+          <w:sz w:val="22"/>
+          <w:szCs w:val="22"/>
+        </w:rPr>
+        <w:t>May 2025 – Aug 2025</w:t>
       </w:r>
     </w:p>
     <w:p>
@@ -1380,262 +1950,52 @@
           <w:sz w:val="22"/>
           <w:szCs w:val="22"/>
         </w:rPr>
-        <w:t xml:space="preserve">Facilitated detailed </w:t>
-      </w:r>
-      <w:r>
-        <w:rPr>
-          <w:rFonts w:ascii="Times New Roman" w:hAnsi="Times New Roman" w:cs="Times New Roman"/>
-          <w:iCs/>
-          <w:sz w:val="22"/>
-          <w:szCs w:val="22"/>
-        </w:rPr>
-        <w:t>bi-weekly code reviews</w:t>
-      </w:r>
-      <w:r>
-        <w:rPr>
-          <w:rFonts w:ascii="Times New Roman" w:hAnsi="Times New Roman" w:cs="Times New Roman"/>
-          <w:iCs/>
-          <w:sz w:val="22"/>
-          <w:szCs w:val="22"/>
-        </w:rPr>
-        <w:t xml:space="preserve"> as part of 2-week sprint cycles, ensuring high-quality code, adherence to best practices, and consistent progress toward project objectives.</w:t>
-      </w:r>
-    </w:p>
-    <w:p>
-      <w:pPr>
-        <w:contextualSpacing/>
-        <w:rPr>
-          <w:rFonts w:ascii="Times New Roman" w:hAnsi="Times New Roman" w:cs="Times New Roman"/>
-          <w:bCs/>
-          <w:i/>
-          <w:iCs/>
-          <w:sz w:val="22"/>
-          <w:szCs w:val="22"/>
-        </w:rPr>
-      </w:pPr>
-      <w:r>
-        <w:rPr>
-          <w:rFonts w:ascii="Times New Roman" w:hAnsi="Times New Roman" w:cs="Times New Roman"/>
-          <w:b/>
-          <w:sz w:val="22"/>
-          <w:szCs w:val="22"/>
-        </w:rPr>
-        <w:t>Software Engineer</w:t>
-      </w:r>
-      <w:r>
-        <w:rPr>
-          <w:rFonts w:ascii="Times New Roman" w:hAnsi="Times New Roman" w:cs="Times New Roman"/>
-          <w:b/>
-          <w:sz w:val="22"/>
-          <w:szCs w:val="22"/>
-        </w:rPr>
-        <w:t xml:space="preserve"> Intern</w:t>
-      </w:r>
-      <w:r>
-        <w:rPr>
-          <w:rFonts w:ascii="Times New Roman" w:hAnsi="Times New Roman" w:cs="Times New Roman"/>
-          <w:b/>
-          <w:sz w:val="22"/>
-          <w:szCs w:val="22"/>
-        </w:rPr>
-        <w:tab/>
-      </w:r>
-      <w:r>
-        <w:rPr>
-          <w:rFonts w:ascii="Times New Roman" w:hAnsi="Times New Roman" w:cs="Times New Roman"/>
-          <w:b/>
-          <w:sz w:val="22"/>
-          <w:szCs w:val="22"/>
-        </w:rPr>
-        <w:tab/>
-      </w:r>
-      <w:r>
-        <w:rPr>
-          <w:rFonts w:ascii="Times New Roman" w:hAnsi="Times New Roman" w:cs="Times New Roman"/>
-          <w:b/>
-          <w:sz w:val="22"/>
-          <w:szCs w:val="22"/>
-        </w:rPr>
-        <w:tab/>
-      </w:r>
-      <w:r>
-        <w:rPr>
-          <w:rFonts w:ascii="Times New Roman" w:hAnsi="Times New Roman" w:cs="Times New Roman"/>
-          <w:b/>
-          <w:sz w:val="22"/>
-          <w:szCs w:val="22"/>
-        </w:rPr>
-        <w:tab/>
-      </w:r>
-      <w:r>
-        <w:rPr>
-          <w:rFonts w:ascii="Times New Roman" w:hAnsi="Times New Roman" w:cs="Times New Roman"/>
-          <w:b/>
-          <w:sz w:val="22"/>
-          <w:szCs w:val="22"/>
-        </w:rPr>
-        <w:tab/>
-      </w:r>
-      <w:r>
-        <w:rPr>
-          <w:rFonts w:ascii="Times New Roman" w:hAnsi="Times New Roman" w:cs="Times New Roman"/>
-          <w:b/>
-          <w:sz w:val="22"/>
-          <w:szCs w:val="22"/>
-        </w:rPr>
-        <w:tab/>
-      </w:r>
-      <w:r>
-        <w:rPr>
-          <w:rFonts w:ascii="Times New Roman" w:hAnsi="Times New Roman" w:cs="Times New Roman"/>
-          <w:b/>
-          <w:sz w:val="22"/>
-          <w:szCs w:val="22"/>
-        </w:rPr>
-        <w:tab/>
-      </w:r>
-      <w:r>
-        <w:rPr>
-          <w:rFonts w:ascii="Times New Roman" w:hAnsi="Times New Roman" w:cs="Times New Roman"/>
-          <w:b/>
-          <w:sz w:val="22"/>
-          <w:szCs w:val="22"/>
-        </w:rPr>
-        <w:tab/>
-        <w:t xml:space="preserve">      </w:t>
-      </w:r>
-      <w:r>
-        <w:rPr>
-          <w:rFonts w:ascii="Times New Roman" w:hAnsi="Times New Roman" w:cs="Times New Roman"/>
-          <w:b/>
-          <w:sz w:val="22"/>
-          <w:szCs w:val="22"/>
-        </w:rPr>
-        <w:tab/>
-        <w:t xml:space="preserve">       </w:t>
-      </w:r>
-      <w:r>
-        <w:rPr>
-          <w:rFonts w:ascii="Times New Roman" w:hAnsi="Times New Roman" w:cs="Times New Roman"/>
-          <w:b/>
-          <w:sz w:val="22"/>
-          <w:szCs w:val="22"/>
-        </w:rPr>
-        <w:tab/>
-        <w:t xml:space="preserve">   </w:t>
-      </w:r>
-      <w:r>
-        <w:rPr>
-          <w:rFonts w:ascii="Times New Roman" w:hAnsi="Times New Roman" w:cs="Times New Roman"/>
-          <w:bCs/>
-          <w:i/>
-          <w:iCs/>
-          <w:sz w:val="22"/>
-          <w:szCs w:val="22"/>
-        </w:rPr>
-        <w:t>Columbia, SC</w:t>
-      </w:r>
-    </w:p>
-    <w:p>
-      <w:pPr>
-        <w:contextualSpacing/>
-        <w:rPr>
-          <w:rFonts w:ascii="Times New Roman" w:hAnsi="Times New Roman" w:cs="Times New Roman"/>
-          <w:b/>
-          <w:iCs/>
-          <w:sz w:val="22"/>
-          <w:szCs w:val="22"/>
-        </w:rPr>
-      </w:pPr>
-      <w:r>
-        <w:rPr>
-          <w:rFonts w:ascii="Times New Roman" w:hAnsi="Times New Roman" w:cs="Times New Roman"/>
-          <w:bCs/>
-          <w:i/>
-          <w:iCs/>
-          <w:sz w:val="22"/>
-          <w:szCs w:val="22"/>
-        </w:rPr>
-        <w:t>South Carolina Department of Transportation</w:t>
-      </w:r>
-      <w:r>
-        <w:rPr>
-          <w:rFonts w:ascii="Times New Roman" w:hAnsi="Times New Roman" w:cs="Times New Roman"/>
-          <w:b/>
-          <w:i/>
-          <w:iCs/>
-          <w:sz w:val="22"/>
-          <w:szCs w:val="22"/>
-        </w:rPr>
-        <w:tab/>
-      </w:r>
-      <w:r>
-        <w:rPr>
-          <w:rFonts w:ascii="Times New Roman" w:hAnsi="Times New Roman" w:cs="Times New Roman"/>
-          <w:b/>
-          <w:i/>
-          <w:iCs/>
-          <w:sz w:val="22"/>
-          <w:szCs w:val="22"/>
-        </w:rPr>
-        <w:tab/>
-      </w:r>
-      <w:r>
-        <w:rPr>
-          <w:rFonts w:ascii="Times New Roman" w:hAnsi="Times New Roman" w:cs="Times New Roman"/>
-          <w:b/>
-          <w:i/>
-          <w:iCs/>
-          <w:sz w:val="22"/>
-          <w:szCs w:val="22"/>
-        </w:rPr>
-        <w:tab/>
-      </w:r>
-      <w:r>
-        <w:rPr>
-          <w:rFonts w:ascii="Times New Roman" w:hAnsi="Times New Roman" w:cs="Times New Roman"/>
-          <w:b/>
-          <w:i/>
-          <w:iCs/>
-          <w:sz w:val="22"/>
-          <w:szCs w:val="22"/>
-        </w:rPr>
-        <w:tab/>
-        <w:t xml:space="preserve">     </w:t>
-      </w:r>
-      <w:r>
-        <w:rPr>
-          <w:rFonts w:ascii="Times New Roman" w:hAnsi="Times New Roman" w:cs="Times New Roman"/>
-          <w:b/>
-          <w:i/>
-          <w:iCs/>
-          <w:sz w:val="22"/>
-          <w:szCs w:val="22"/>
-        </w:rPr>
-        <w:tab/>
-        <w:t xml:space="preserve">                          </w:t>
-      </w:r>
-      <w:r>
-        <w:rPr>
-          <w:rFonts w:ascii="Times New Roman" w:hAnsi="Times New Roman" w:cs="Times New Roman"/>
-          <w:b/>
-          <w:i/>
-          <w:iCs/>
-          <w:sz w:val="22"/>
-          <w:szCs w:val="22"/>
-        </w:rPr>
-        <w:tab/>
-        <w:t xml:space="preserve">  </w:t>
-      </w:r>
-      <w:r>
-        <w:rPr>
-          <w:rFonts w:ascii="Times New Roman" w:hAnsi="Times New Roman" w:cs="Times New Roman"/>
-          <w:b/>
-          <w:iCs/>
-          <w:sz w:val="22"/>
-          <w:szCs w:val="22"/>
-        </w:rPr>
-        <w:t>May 2025 – Aug 2025</w:t>
+        <w:t>Automated OSHA injury report submissions by transforming SQL Server data into JSON and integrating with the OSHA ITA API, </w:t>
+      </w:r>
+      <w:r>
+        <w:rPr>
+          <w:rFonts w:ascii="Times New Roman" w:hAnsi="Times New Roman" w:cs="Times New Roman"/>
+          <w:iCs/>
+          <w:sz w:val="22"/>
+          <w:szCs w:val="22"/>
+        </w:rPr>
+        <w:t xml:space="preserve">cutting report time from </w:t>
+      </w:r>
+      <w:r>
+        <w:rPr>
+          <w:rFonts w:ascii="Times New Roman" w:hAnsi="Times New Roman" w:cs="Times New Roman"/>
+          <w:iCs/>
+          <w:sz w:val="22"/>
+          <w:szCs w:val="22"/>
+        </w:rPr>
+        <w:t>7</w:t>
+      </w:r>
+      <w:r>
+        <w:rPr>
+          <w:rFonts w:ascii="Times New Roman" w:hAnsi="Times New Roman" w:cs="Times New Roman"/>
+          <w:iCs/>
+          <w:sz w:val="22"/>
+          <w:szCs w:val="22"/>
+        </w:rPr>
+        <w:t xml:space="preserve"> day</w:t>
+      </w:r>
+      <w:r>
+        <w:rPr>
+          <w:rFonts w:ascii="Times New Roman" w:hAnsi="Times New Roman" w:cs="Times New Roman"/>
+          <w:iCs/>
+          <w:sz w:val="22"/>
+          <w:szCs w:val="22"/>
+        </w:rPr>
+        <w:t>s</w:t>
+      </w:r>
+      <w:r>
+        <w:rPr>
+          <w:rFonts w:ascii="Times New Roman" w:hAnsi="Times New Roman" w:cs="Times New Roman"/>
+          <w:iCs/>
+          <w:sz w:val="22"/>
+          <w:szCs w:val="22"/>
+        </w:rPr>
+        <w:t xml:space="preserve"> to 15 seconds</w:t>
       </w:r>
     </w:p>
     <w:p>
@@ -1659,52 +2019,25 @@
           <w:sz w:val="22"/>
           <w:szCs w:val="22"/>
         </w:rPr>
-        <w:t>Automated OSHA injury report submissions by transforming SQL Server data into JSON and integrating with the OSHA ITA API, </w:t>
-      </w:r>
-      <w:r>
-        <w:rPr>
-          <w:rFonts w:ascii="Times New Roman" w:hAnsi="Times New Roman" w:cs="Times New Roman"/>
-          <w:iCs/>
-          <w:sz w:val="22"/>
-          <w:szCs w:val="22"/>
-        </w:rPr>
-        <w:t xml:space="preserve">cutting report time from </w:t>
-      </w:r>
-      <w:r>
-        <w:rPr>
-          <w:rFonts w:ascii="Times New Roman" w:hAnsi="Times New Roman" w:cs="Times New Roman"/>
-          <w:iCs/>
-          <w:sz w:val="22"/>
-          <w:szCs w:val="22"/>
-        </w:rPr>
-        <w:t>7</w:t>
-      </w:r>
-      <w:r>
-        <w:rPr>
-          <w:rFonts w:ascii="Times New Roman" w:hAnsi="Times New Roman" w:cs="Times New Roman"/>
-          <w:iCs/>
-          <w:sz w:val="22"/>
-          <w:szCs w:val="22"/>
-        </w:rPr>
-        <w:t xml:space="preserve"> day</w:t>
-      </w:r>
-      <w:r>
-        <w:rPr>
-          <w:rFonts w:ascii="Times New Roman" w:hAnsi="Times New Roman" w:cs="Times New Roman"/>
-          <w:iCs/>
-          <w:sz w:val="22"/>
-          <w:szCs w:val="22"/>
-        </w:rPr>
-        <w:t>s</w:t>
-      </w:r>
-      <w:r>
-        <w:rPr>
-          <w:rFonts w:ascii="Times New Roman" w:hAnsi="Times New Roman" w:cs="Times New Roman"/>
-          <w:iCs/>
-          <w:sz w:val="22"/>
-          <w:szCs w:val="22"/>
-        </w:rPr>
-        <w:t xml:space="preserve"> to 15 seconds</w:t>
+        <w:t>Developed a</w:t>
+      </w:r>
+      <w:r>
+        <w:rPr>
+          <w:rFonts w:ascii="Times New Roman" w:hAnsi="Times New Roman" w:cs="Times New Roman"/>
+          <w:iCs/>
+          <w:sz w:val="22"/>
+          <w:szCs w:val="22"/>
+        </w:rPr>
+        <w:t xml:space="preserve"> </w:t>
+      </w:r>
+      <w:r>
+        <w:rPr>
+          <w:rFonts w:ascii="Times New Roman" w:hAnsi="Times New Roman" w:cs="Times New Roman"/>
+          <w:iCs/>
+          <w:sz w:val="22"/>
+          <w:szCs w:val="22"/>
+        </w:rPr>
+        <w:t>Blazor web app with spreadsheet-style SQL Server editing, improving data accuracy and enabling faster updates by non-technical staff.</w:t>
       </w:r>
     </w:p>
     <w:p>
@@ -1728,25 +2061,16 @@
           <w:sz w:val="22"/>
           <w:szCs w:val="22"/>
         </w:rPr>
-        <w:t>Developed a</w:t>
-      </w:r>
-      <w:r>
-        <w:rPr>
-          <w:rFonts w:ascii="Times New Roman" w:hAnsi="Times New Roman" w:cs="Times New Roman"/>
-          <w:iCs/>
-          <w:sz w:val="22"/>
-          <w:szCs w:val="22"/>
-        </w:rPr>
-        <w:t xml:space="preserve"> </w:t>
-      </w:r>
-      <w:r>
-        <w:rPr>
-          <w:rFonts w:ascii="Times New Roman" w:hAnsi="Times New Roman" w:cs="Times New Roman"/>
-          <w:iCs/>
-          <w:sz w:val="22"/>
-          <w:szCs w:val="22"/>
-        </w:rPr>
-        <w:t>Blazor web app with spreadsheet-style SQL Server editing, improving data accuracy and enabling faster updates by non-technical staff.</w:t>
+        <w:t>Built a LangChain demo in Python showcasing LLM Agents for natural language SQL query generation</w:t>
+      </w:r>
+      <w:r>
+        <w:rPr>
+          <w:rFonts w:ascii="Times New Roman" w:hAnsi="Times New Roman" w:cs="Times New Roman"/>
+          <w:iCs/>
+          <w:sz w:val="22"/>
+          <w:szCs w:val="22"/>
+        </w:rPr>
+        <w:t>.</w:t>
       </w:r>
     </w:p>
     <w:p>
@@ -1770,39 +2094,6 @@
           <w:sz w:val="22"/>
           <w:szCs w:val="22"/>
         </w:rPr>
-        <w:t>Built a LangChain demo in Python showcasing LLM Agents for natural language SQL query generation</w:t>
-      </w:r>
-      <w:r>
-        <w:rPr>
-          <w:rFonts w:ascii="Times New Roman" w:hAnsi="Times New Roman" w:cs="Times New Roman"/>
-          <w:iCs/>
-          <w:sz w:val="22"/>
-          <w:szCs w:val="22"/>
-        </w:rPr>
-        <w:t>.</w:t>
-      </w:r>
-    </w:p>
-    <w:p>
-      <w:pPr>
-        <w:pStyle w:val="ListParagraph"/>
-        <w:numPr>
-          <w:ilvl w:val="0"/>
-          <w:numId w:val="14"/>
-        </w:numPr>
-        <w:rPr>
-          <w:rFonts w:ascii="Times New Roman" w:hAnsi="Times New Roman" w:cs="Times New Roman"/>
-          <w:iCs/>
-          <w:sz w:val="22"/>
-          <w:szCs w:val="22"/>
-        </w:rPr>
-      </w:pPr>
-      <w:r>
-        <w:rPr>
-          <w:rFonts w:ascii="Times New Roman" w:hAnsi="Times New Roman" w:cs="Times New Roman"/>
-          <w:iCs/>
-          <w:sz w:val="22"/>
-          <w:szCs w:val="22"/>
-        </w:rPr>
         <w:t>Maintained</w:t>
       </w:r>
       <w:r>
@@ -1850,17 +2141,6 @@
         </w:rPr>
         <w:t>applications, improving usability for internal teams.</w:t>
       </w:r>
-    </w:p>
-    <w:p>
-      <w:pPr>
-        <w:contextualSpacing/>
-        <w:rPr>
-          <w:rFonts w:ascii="Times New Roman" w:hAnsi="Times New Roman" w:cs="Times New Roman"/>
-          <w:b/>
-          <w:sz w:val="16"/>
-          <w:szCs w:val="16"/>
-        </w:rPr>
-      </w:pPr>
     </w:p>
     <w:p>
       <w:pPr>
@@ -2096,8 +2376,62 @@
       <w:r>
         <w:rPr>
           <w:rFonts w:ascii="Times New Roman" w:hAnsi="Times New Roman" w:cs="Times New Roman"/>
-          <w:b/>
-          <w:bCs/>
+          <w:i/>
+          <w:sz w:val="22"/>
+          <w:szCs w:val="22"/>
+        </w:rPr>
+        <w:tab/>
+      </w:r>
+      <w:r>
+        <w:rPr>
+          <w:rFonts w:ascii="Times New Roman" w:hAnsi="Times New Roman" w:cs="Times New Roman"/>
+          <w:i/>
+          <w:sz w:val="22"/>
+          <w:szCs w:val="22"/>
+        </w:rPr>
+        <w:tab/>
+        <w:t xml:space="preserve">  </w:t>
+      </w:r>
+      <w:r>
+        <w:rPr>
+          <w:rFonts w:ascii="Times New Roman" w:hAnsi="Times New Roman" w:cs="Times New Roman"/>
+          <w:i/>
+          <w:sz w:val="22"/>
+          <w:szCs w:val="22"/>
+        </w:rPr>
+        <w:tab/>
+      </w:r>
+      <w:r>
+        <w:rPr>
+          <w:rFonts w:ascii="Times New Roman" w:hAnsi="Times New Roman" w:cs="Times New Roman"/>
+          <w:i/>
+          <w:sz w:val="22"/>
+          <w:szCs w:val="22"/>
+        </w:rPr>
+        <w:tab/>
+      </w:r>
+      <w:r>
+        <w:rPr>
+          <w:rFonts w:ascii="Times New Roman" w:hAnsi="Times New Roman" w:cs="Times New Roman"/>
+          <w:i/>
+          <w:sz w:val="22"/>
+          <w:szCs w:val="22"/>
+        </w:rPr>
+        <w:tab/>
+        <w:t xml:space="preserve">  </w:t>
+      </w:r>
+      <w:r>
+        <w:rPr>
+          <w:rFonts w:ascii="Times New Roman" w:hAnsi="Times New Roman" w:cs="Times New Roman"/>
+          <w:i/>
+          <w:sz w:val="22"/>
+          <w:szCs w:val="22"/>
+        </w:rPr>
+        <w:t xml:space="preserve">        </w:t>
+      </w:r>
+      <w:r>
+        <w:rPr>
+          <w:rFonts w:ascii="Times New Roman" w:hAnsi="Times New Roman" w:cs="Times New Roman"/>
           <w:i/>
           <w:sz w:val="22"/>
           <w:szCs w:val="22"/>
@@ -2111,71 +2445,6 @@
           <w:sz w:val="22"/>
           <w:szCs w:val="22"/>
         </w:rPr>
-        <w:t>(Python, TensorFlow Lite, Swift, XAI, ResNet)</w:t>
-      </w:r>
-      <w:r>
-        <w:rPr>
-          <w:rFonts w:ascii="Times New Roman" w:hAnsi="Times New Roman" w:cs="Times New Roman"/>
-          <w:i/>
-          <w:sz w:val="22"/>
-          <w:szCs w:val="22"/>
-        </w:rPr>
-        <w:tab/>
-      </w:r>
-      <w:r>
-        <w:rPr>
-          <w:rFonts w:ascii="Times New Roman" w:hAnsi="Times New Roman" w:cs="Times New Roman"/>
-          <w:i/>
-          <w:sz w:val="22"/>
-          <w:szCs w:val="22"/>
-        </w:rPr>
-        <w:tab/>
-        <w:t xml:space="preserve">  </w:t>
-      </w:r>
-      <w:r>
-        <w:rPr>
-          <w:rFonts w:ascii="Times New Roman" w:hAnsi="Times New Roman" w:cs="Times New Roman"/>
-          <w:i/>
-          <w:sz w:val="22"/>
-          <w:szCs w:val="22"/>
-        </w:rPr>
-        <w:tab/>
-      </w:r>
-      <w:r>
-        <w:rPr>
-          <w:rFonts w:ascii="Times New Roman" w:hAnsi="Times New Roman" w:cs="Times New Roman"/>
-          <w:i/>
-          <w:sz w:val="22"/>
-          <w:szCs w:val="22"/>
-        </w:rPr>
-        <w:tab/>
-      </w:r>
-      <w:r>
-        <w:rPr>
-          <w:rFonts w:ascii="Times New Roman" w:hAnsi="Times New Roman" w:cs="Times New Roman"/>
-          <w:i/>
-          <w:sz w:val="22"/>
-          <w:szCs w:val="22"/>
-        </w:rPr>
-        <w:tab/>
-        <w:t xml:space="preserve">  </w:t>
-      </w:r>
-      <w:r>
-        <w:rPr>
-          <w:rFonts w:ascii="Times New Roman" w:hAnsi="Times New Roman" w:cs="Times New Roman"/>
-          <w:i/>
-          <w:sz w:val="22"/>
-          <w:szCs w:val="22"/>
-        </w:rPr>
-        <w:t xml:space="preserve">        </w:t>
-      </w:r>
-      <w:r>
-        <w:rPr>
-          <w:rFonts w:ascii="Times New Roman" w:hAnsi="Times New Roman" w:cs="Times New Roman"/>
-          <w:i/>
-          <w:sz w:val="22"/>
-          <w:szCs w:val="22"/>
-        </w:rPr>
         <w:t xml:space="preserve"> </w:t>
       </w:r>
       <w:r>
@@ -2185,6 +2454,7 @@
           <w:sz w:val="22"/>
           <w:szCs w:val="22"/>
         </w:rPr>
+        <w:tab/>
         <w:t xml:space="preserve"> </w:t>
       </w:r>
       <w:r>
@@ -2194,17 +2464,62 @@
           <w:sz w:val="22"/>
           <w:szCs w:val="22"/>
         </w:rPr>
-        <w:tab/>
+        <w:t xml:space="preserve">     </w:t>
+      </w:r>
+      <w:r>
+        <w:rPr>
+          <w:rFonts w:ascii="Times New Roman" w:hAnsi="Times New Roman" w:cs="Times New Roman"/>
+          <w:i/>
+          <w:sz w:val="22"/>
+          <w:szCs w:val="22"/>
+        </w:rPr>
+        <w:tab/>
+      </w:r>
+      <w:r>
+        <w:rPr>
+          <w:rFonts w:ascii="Times New Roman" w:hAnsi="Times New Roman" w:cs="Times New Roman"/>
+          <w:i/>
+          <w:sz w:val="22"/>
+          <w:szCs w:val="22"/>
+        </w:rPr>
+        <w:tab/>
+      </w:r>
+      <w:r>
+        <w:rPr>
+          <w:rFonts w:ascii="Times New Roman" w:hAnsi="Times New Roman" w:cs="Times New Roman"/>
+          <w:i/>
+          <w:sz w:val="22"/>
+          <w:szCs w:val="22"/>
+        </w:rPr>
+        <w:tab/>
+      </w:r>
+      <w:r>
+        <w:rPr>
+          <w:rFonts w:ascii="Times New Roman" w:hAnsi="Times New Roman" w:cs="Times New Roman"/>
+          <w:i/>
+          <w:sz w:val="22"/>
+          <w:szCs w:val="22"/>
+        </w:rPr>
+        <w:tab/>
+      </w:r>
+      <w:r>
+        <w:rPr>
+          <w:rFonts w:ascii="Times New Roman" w:hAnsi="Times New Roman" w:cs="Times New Roman"/>
+          <w:i/>
+          <w:sz w:val="22"/>
+          <w:szCs w:val="22"/>
+        </w:rPr>
+        <w:tab/>
+        <w:t xml:space="preserve">      </w:t>
+      </w:r>
+      <w:r>
+        <w:rPr>
+          <w:rFonts w:ascii="Times New Roman" w:hAnsi="Times New Roman" w:cs="Times New Roman"/>
+          <w:i/>
+          <w:sz w:val="22"/>
+          <w:szCs w:val="22"/>
+        </w:rPr>
         <w:t xml:space="preserve"> </w:t>
-      </w:r>
-      <w:r>
-        <w:rPr>
-          <w:rFonts w:ascii="Times New Roman" w:hAnsi="Times New Roman" w:cs="Times New Roman"/>
-          <w:i/>
-          <w:sz w:val="22"/>
-          <w:szCs w:val="22"/>
-        </w:rPr>
-        <w:t xml:space="preserve">      </w:t>
       </w:r>
       <w:r>
         <w:rPr>
@@ -2319,6 +2634,17 @@
           <w:sz w:val="22"/>
           <w:szCs w:val="22"/>
         </w:rPr>
+        <w:t>Go</w:t>
+      </w:r>
+      <w:r>
+        <w:rPr>
+          <w:rFonts w:ascii="Times New Roman" w:hAnsi="Times New Roman" w:cs="Times New Roman"/>
+          <w:b/>
+          <w:bCs/>
+          <w:i/>
+          <w:sz w:val="22"/>
+          <w:szCs w:val="22"/>
+        </w:rPr>
         <w:t>Synchro</w:t>
       </w:r>
       <w:r>
@@ -2330,25 +2656,34 @@
           <w:sz w:val="22"/>
           <w:szCs w:val="22"/>
         </w:rPr>
-        <w:t xml:space="preserve"> </w:t>
-      </w:r>
-      <w:r>
-        <w:rPr>
-          <w:rFonts w:ascii="Times New Roman" w:hAnsi="Times New Roman" w:cs="Times New Roman"/>
-          <w:i/>
-          <w:sz w:val="22"/>
-          <w:szCs w:val="22"/>
-        </w:rPr>
-        <w:t>(TypeScript</w:t>
-      </w:r>
-      <w:r>
-        <w:rPr>
-          <w:rFonts w:ascii="Times New Roman" w:hAnsi="Times New Roman" w:cs="Times New Roman"/>
-          <w:i/>
-          <w:sz w:val="22"/>
-          <w:szCs w:val="22"/>
-        </w:rPr>
-        <w:t>, React Native)</w:t>
+        <w:t>.io</w:t>
+      </w:r>
+      <w:r>
+        <w:rPr>
+          <w:rFonts w:ascii="Times New Roman" w:hAnsi="Times New Roman" w:cs="Times New Roman"/>
+          <w:i/>
+          <w:sz w:val="22"/>
+          <w:szCs w:val="22"/>
+        </w:rPr>
+        <w:tab/>
+      </w:r>
+      <w:r>
+        <w:rPr>
+          <w:rFonts w:ascii="Times New Roman" w:hAnsi="Times New Roman" w:cs="Times New Roman"/>
+          <w:i/>
+          <w:sz w:val="22"/>
+          <w:szCs w:val="22"/>
+        </w:rPr>
+        <w:tab/>
+      </w:r>
+      <w:r>
+        <w:rPr>
+          <w:rFonts w:ascii="Times New Roman" w:hAnsi="Times New Roman" w:cs="Times New Roman"/>
+          <w:i/>
+          <w:sz w:val="22"/>
+          <w:szCs w:val="22"/>
+        </w:rPr>
+        <w:tab/>
       </w:r>
       <w:r>
         <w:rPr>
@@ -2588,68 +2923,128 @@
           <w:sz w:val="22"/>
           <w:szCs w:val="22"/>
         </w:rPr>
-        <w:t>(Python</w:t>
-      </w:r>
-      <w:r>
-        <w:rPr>
-          <w:rFonts w:ascii="Times New Roman" w:hAnsi="Times New Roman" w:cs="Times New Roman"/>
-          <w:b/>
-          <w:bCs/>
-          <w:i/>
-          <w:sz w:val="22"/>
-          <w:szCs w:val="22"/>
-        </w:rPr>
-        <w:t>,</w:t>
-      </w:r>
-      <w:r>
-        <w:rPr>
-          <w:rFonts w:ascii="Times New Roman" w:hAnsi="Times New Roman" w:cs="Times New Roman"/>
-          <w:i/>
-          <w:sz w:val="22"/>
-          <w:szCs w:val="22"/>
-        </w:rPr>
-        <w:t xml:space="preserve"> Django, FastAPI, PostgreSQL, Docker, Railway)</w:t>
-      </w:r>
-      <w:r>
-        <w:rPr>
-          <w:rFonts w:ascii="Times New Roman" w:hAnsi="Times New Roman" w:cs="Times New Roman"/>
-          <w:b/>
-          <w:bCs/>
-          <w:i/>
-          <w:sz w:val="22"/>
-          <w:szCs w:val="22"/>
-        </w:rPr>
-        <w:tab/>
-      </w:r>
-      <w:r>
-        <w:rPr>
-          <w:rFonts w:ascii="Times New Roman" w:hAnsi="Times New Roman" w:cs="Times New Roman"/>
-          <w:b/>
-          <w:bCs/>
-          <w:i/>
-          <w:sz w:val="22"/>
-          <w:szCs w:val="22"/>
-        </w:rPr>
-        <w:tab/>
-      </w:r>
-      <w:r>
-        <w:rPr>
-          <w:rFonts w:ascii="Times New Roman" w:hAnsi="Times New Roman" w:cs="Times New Roman"/>
-          <w:b/>
-          <w:bCs/>
-          <w:i/>
-          <w:sz w:val="22"/>
-          <w:szCs w:val="22"/>
-        </w:rPr>
-        <w:tab/>
-        <w:t xml:space="preserve">     Jul 2025 - </w:t>
-      </w:r>
-      <w:r>
-        <w:rPr>
-          <w:rFonts w:ascii="Times New Roman" w:hAnsi="Times New Roman" w:cs="Times New Roman"/>
-          <w:b/>
-          <w:bCs/>
-          <w:i/>
+        <w:tab/>
+      </w:r>
+      <w:r>
+        <w:rPr>
+          <w:rFonts w:ascii="Times New Roman" w:hAnsi="Times New Roman" w:cs="Times New Roman"/>
+          <w:i/>
+          <w:sz w:val="22"/>
+          <w:szCs w:val="22"/>
+        </w:rPr>
+        <w:tab/>
+      </w:r>
+      <w:r>
+        <w:rPr>
+          <w:rFonts w:ascii="Times New Roman" w:hAnsi="Times New Roman" w:cs="Times New Roman"/>
+          <w:i/>
+          <w:sz w:val="22"/>
+          <w:szCs w:val="22"/>
+        </w:rPr>
+        <w:tab/>
+      </w:r>
+      <w:r>
+        <w:rPr>
+          <w:rFonts w:ascii="Times New Roman" w:hAnsi="Times New Roman" w:cs="Times New Roman"/>
+          <w:i/>
+          <w:sz w:val="22"/>
+          <w:szCs w:val="22"/>
+        </w:rPr>
+        <w:tab/>
+      </w:r>
+      <w:r>
+        <w:rPr>
+          <w:rFonts w:ascii="Times New Roman" w:hAnsi="Times New Roman" w:cs="Times New Roman"/>
+          <w:i/>
+          <w:sz w:val="22"/>
+          <w:szCs w:val="22"/>
+        </w:rPr>
+        <w:tab/>
+      </w:r>
+      <w:r>
+        <w:rPr>
+          <w:rFonts w:ascii="Times New Roman" w:hAnsi="Times New Roman" w:cs="Times New Roman"/>
+          <w:b/>
+          <w:bCs/>
+          <w:i/>
+          <w:sz w:val="22"/>
+          <w:szCs w:val="22"/>
+        </w:rPr>
+        <w:tab/>
+      </w:r>
+      <w:r>
+        <w:rPr>
+          <w:rFonts w:ascii="Times New Roman" w:hAnsi="Times New Roman" w:cs="Times New Roman"/>
+          <w:b/>
+          <w:bCs/>
+          <w:i/>
+          <w:sz w:val="22"/>
+          <w:szCs w:val="22"/>
+        </w:rPr>
+        <w:tab/>
+      </w:r>
+      <w:r>
+        <w:rPr>
+          <w:rFonts w:ascii="Times New Roman" w:hAnsi="Times New Roman" w:cs="Times New Roman"/>
+          <w:b/>
+          <w:bCs/>
+          <w:i/>
+          <w:sz w:val="22"/>
+          <w:szCs w:val="22"/>
+        </w:rPr>
+        <w:tab/>
+        <w:t xml:space="preserve">     </w:t>
+      </w:r>
+      <w:r>
+        <w:rPr>
+          <w:rFonts w:ascii="Times New Roman" w:hAnsi="Times New Roman" w:cs="Times New Roman"/>
+          <w:b/>
+          <w:bCs/>
+          <w:i/>
+          <w:sz w:val="22"/>
+          <w:szCs w:val="22"/>
+        </w:rPr>
+        <w:tab/>
+      </w:r>
+      <w:r>
+        <w:rPr>
+          <w:rFonts w:ascii="Times New Roman" w:hAnsi="Times New Roman" w:cs="Times New Roman"/>
+          <w:b/>
+          <w:bCs/>
+          <w:i/>
+          <w:sz w:val="22"/>
+          <w:szCs w:val="22"/>
+        </w:rPr>
+        <w:tab/>
+      </w:r>
+      <w:r>
+        <w:rPr>
+          <w:rFonts w:ascii="Times New Roman" w:hAnsi="Times New Roman" w:cs="Times New Roman"/>
+          <w:b/>
+          <w:bCs/>
+          <w:iCs/>
+          <w:sz w:val="22"/>
+          <w:szCs w:val="22"/>
+        </w:rPr>
+        <w:t xml:space="preserve">     </w:t>
+      </w:r>
+      <w:r>
+        <w:rPr>
+          <w:rFonts w:ascii="Times New Roman" w:hAnsi="Times New Roman" w:cs="Times New Roman"/>
+          <w:b/>
+          <w:bCs/>
+          <w:iCs/>
+          <w:sz w:val="22"/>
+          <w:szCs w:val="22"/>
+        </w:rPr>
+        <w:t xml:space="preserve">Jul 2025 - </w:t>
+      </w:r>
+      <w:r>
+        <w:rPr>
+          <w:rFonts w:ascii="Times New Roman" w:hAnsi="Times New Roman" w:cs="Times New Roman"/>
+          <w:b/>
+          <w:bCs/>
+          <w:iCs/>
           <w:sz w:val="22"/>
           <w:szCs w:val="22"/>
         </w:rPr>
@@ -2660,7 +3055,7 @@
           <w:rFonts w:ascii="Times New Roman" w:hAnsi="Times New Roman" w:cs="Times New Roman"/>
           <w:b/>
           <w:bCs/>
-          <w:i/>
+          <w:iCs/>
           <w:sz w:val="22"/>
           <w:szCs w:val="22"/>
         </w:rPr>
@@ -2736,108 +3131,6 @@
           <w:szCs w:val="22"/>
         </w:rPr>
         <w:t xml:space="preserve"> to analyze student GitHub repositories for software engineering assignments.</w:t>
-      </w:r>
-    </w:p>
-    <w:p>
-      <w:pPr>
-        <w:pStyle w:val="ListParagraph"/>
-        <w:numPr>
-          <w:ilvl w:val="0"/>
-          <w:numId w:val="14"/>
-        </w:numPr>
-        <w:rPr>
-          <w:rFonts w:ascii="Times New Roman" w:hAnsi="Times New Roman" w:cs="Times New Roman"/>
-          <w:iCs/>
-          <w:sz w:val="22"/>
-          <w:szCs w:val="22"/>
-        </w:rPr>
-      </w:pPr>
-      <w:r>
-        <w:rPr>
-          <w:rFonts w:ascii="Times New Roman" w:hAnsi="Times New Roman" w:cs="Times New Roman"/>
-          <w:iCs/>
-          <w:sz w:val="22"/>
-          <w:szCs w:val="22"/>
-        </w:rPr>
-        <w:t>Integrated </w:t>
-      </w:r>
-      <w:r>
-        <w:rPr>
-          <w:rFonts w:ascii="Times New Roman" w:hAnsi="Times New Roman" w:cs="Times New Roman"/>
-          <w:iCs/>
-          <w:sz w:val="22"/>
-          <w:szCs w:val="22"/>
-        </w:rPr>
-        <w:t xml:space="preserve">SpotBugs, </w:t>
-      </w:r>
-      <w:r>
-        <w:rPr>
-          <w:rFonts w:ascii="Times New Roman" w:hAnsi="Times New Roman" w:cs="Times New Roman"/>
-          <w:iCs/>
-          <w:sz w:val="22"/>
-          <w:szCs w:val="22"/>
-        </w:rPr>
-        <w:t xml:space="preserve">Google </w:t>
-      </w:r>
-      <w:r>
-        <w:rPr>
-          <w:rFonts w:ascii="Times New Roman" w:hAnsi="Times New Roman" w:cs="Times New Roman"/>
-          <w:iCs/>
-          <w:sz w:val="22"/>
-          <w:szCs w:val="22"/>
-        </w:rPr>
-        <w:t>Gemini, and custom rule-based checks</w:t>
-      </w:r>
-      <w:r>
-        <w:rPr>
-          <w:rFonts w:ascii="Times New Roman" w:hAnsi="Times New Roman" w:cs="Times New Roman"/>
-          <w:iCs/>
-          <w:sz w:val="22"/>
-          <w:szCs w:val="22"/>
-        </w:rPr>
-        <w:t> with support for both local LLMs and fine-tuned models to detect coding patterns and enforce assignment guidelines.</w:t>
-      </w:r>
-    </w:p>
-    <w:p>
-      <w:pPr>
-        <w:pStyle w:val="ListParagraph"/>
-        <w:numPr>
-          <w:ilvl w:val="0"/>
-          <w:numId w:val="14"/>
-        </w:numPr>
-        <w:rPr>
-          <w:rFonts w:ascii="Times New Roman" w:hAnsi="Times New Roman" w:cs="Times New Roman"/>
-          <w:iCs/>
-          <w:sz w:val="22"/>
-          <w:szCs w:val="22"/>
-        </w:rPr>
-      </w:pPr>
-      <w:r>
-        <w:rPr>
-          <w:rFonts w:ascii="Times New Roman" w:hAnsi="Times New Roman" w:cs="Times New Roman"/>
-          <w:iCs/>
-          <w:sz w:val="22"/>
-          <w:szCs w:val="22"/>
-        </w:rPr>
-        <w:t>Designed a </w:t>
-      </w:r>
-      <w:r>
-        <w:rPr>
-          <w:rFonts w:ascii="Times New Roman" w:hAnsi="Times New Roman" w:cs="Times New Roman"/>
-          <w:iCs/>
-          <w:sz w:val="22"/>
-          <w:szCs w:val="22"/>
-        </w:rPr>
-        <w:t>flexible grading system</w:t>
-      </w:r>
-      <w:r>
-        <w:rPr>
-          <w:rFonts w:ascii="Times New Roman" w:hAnsi="Times New Roman" w:cs="Times New Roman"/>
-          <w:iCs/>
-          <w:sz w:val="22"/>
-          <w:szCs w:val="22"/>
-        </w:rPr>
-        <w:t> that applies deductions based on instructor-defined rules (e.g., use of disallowed libraries), generating detailed feedback reports automatically.</w:t>
       </w:r>
     </w:p>
     <w:p>
@@ -3443,6 +3736,119 @@
     </w:lvl>
   </w:abstractNum>
   <w:abstractNum w:abstractNumId="1" w15:restartNumberingAfterBreak="0">
+    <w:nsid w:val="07AE42F0"/>
+    <w:multiLevelType w:val="hybridMultilevel"/>
+    <w:tmpl w:val="6A1E5C46"/>
+    <w:lvl w:ilvl="0" w:tplc="04090001">
+      <w:start w:val="1"/>
+      <w:numFmt w:val="bullet"/>
+      <w:lvlText w:val=""/>
+      <w:lvlJc w:val="left"/>
+      <w:pPr>
+        <w:ind w:left="720" w:hanging="360"/>
+      </w:pPr>
+      <w:rPr>
+        <w:rFonts w:ascii="Symbol" w:hAnsi="Symbol" w:hint="default"/>
+      </w:rPr>
+    </w:lvl>
+    <w:lvl w:ilvl="1" w:tplc="04090003" w:tentative="1">
+      <w:start w:val="1"/>
+      <w:numFmt w:val="bullet"/>
+      <w:lvlText w:val="o"/>
+      <w:lvlJc w:val="left"/>
+      <w:pPr>
+        <w:ind w:left="1440" w:hanging="360"/>
+      </w:pPr>
+      <w:rPr>
+        <w:rFonts w:ascii="Courier New" w:hAnsi="Courier New" w:cs="Courier New" w:hint="default"/>
+      </w:rPr>
+    </w:lvl>
+    <w:lvl w:ilvl="2" w:tplc="04090005" w:tentative="1">
+      <w:start w:val="1"/>
+      <w:numFmt w:val="bullet"/>
+      <w:lvlText w:val=""/>
+      <w:lvlJc w:val="left"/>
+      <w:pPr>
+        <w:ind w:left="2160" w:hanging="360"/>
+      </w:pPr>
+      <w:rPr>
+        <w:rFonts w:ascii="Wingdings" w:hAnsi="Wingdings" w:hint="default"/>
+      </w:rPr>
+    </w:lvl>
+    <w:lvl w:ilvl="3" w:tplc="04090001" w:tentative="1">
+      <w:start w:val="1"/>
+      <w:numFmt w:val="bullet"/>
+      <w:lvlText w:val=""/>
+      <w:lvlJc w:val="left"/>
+      <w:pPr>
+        <w:ind w:left="2880" w:hanging="360"/>
+      </w:pPr>
+      <w:rPr>
+        <w:rFonts w:ascii="Symbol" w:hAnsi="Symbol" w:hint="default"/>
+      </w:rPr>
+    </w:lvl>
+    <w:lvl w:ilvl="4" w:tplc="04090003" w:tentative="1">
+      <w:start w:val="1"/>
+      <w:numFmt w:val="bullet"/>
+      <w:lvlText w:val="o"/>
+      <w:lvlJc w:val="left"/>
+      <w:pPr>
+        <w:ind w:left="3600" w:hanging="360"/>
+      </w:pPr>
+      <w:rPr>
+        <w:rFonts w:ascii="Courier New" w:hAnsi="Courier New" w:cs="Courier New" w:hint="default"/>
+      </w:rPr>
+    </w:lvl>
+    <w:lvl w:ilvl="5" w:tplc="04090005" w:tentative="1">
+      <w:start w:val="1"/>
+      <w:numFmt w:val="bullet"/>
+      <w:lvlText w:val=""/>
+      <w:lvlJc w:val="left"/>
+      <w:pPr>
+        <w:ind w:left="4320" w:hanging="360"/>
+      </w:pPr>
+      <w:rPr>
+        <w:rFonts w:ascii="Wingdings" w:hAnsi="Wingdings" w:hint="default"/>
+      </w:rPr>
+    </w:lvl>
+    <w:lvl w:ilvl="6" w:tplc="04090001" w:tentative="1">
+      <w:start w:val="1"/>
+      <w:numFmt w:val="bullet"/>
+      <w:lvlText w:val=""/>
+      <w:lvlJc w:val="left"/>
+      <w:pPr>
+        <w:ind w:left="5040" w:hanging="360"/>
+      </w:pPr>
+      <w:rPr>
+        <w:rFonts w:ascii="Symbol" w:hAnsi="Symbol" w:hint="default"/>
+      </w:rPr>
+    </w:lvl>
+    <w:lvl w:ilvl="7" w:tplc="04090003" w:tentative="1">
+      <w:start w:val="1"/>
+      <w:numFmt w:val="bullet"/>
+      <w:lvlText w:val="o"/>
+      <w:lvlJc w:val="left"/>
+      <w:pPr>
+        <w:ind w:left="5760" w:hanging="360"/>
+      </w:pPr>
+      <w:rPr>
+        <w:rFonts w:ascii="Courier New" w:hAnsi="Courier New" w:cs="Courier New" w:hint="default"/>
+      </w:rPr>
+    </w:lvl>
+    <w:lvl w:ilvl="8" w:tplc="04090005" w:tentative="1">
+      <w:start w:val="1"/>
+      <w:numFmt w:val="bullet"/>
+      <w:lvlText w:val=""/>
+      <w:lvlJc w:val="left"/>
+      <w:pPr>
+        <w:ind w:left="6480" w:hanging="360"/>
+      </w:pPr>
+      <w:rPr>
+        <w:rFonts w:ascii="Wingdings" w:hAnsi="Wingdings" w:hint="default"/>
+      </w:rPr>
+    </w:lvl>
+  </w:abstractNum>
+  <w:abstractNum w:abstractNumId="2" w15:restartNumberingAfterBreak="0">
     <w:nsid w:val="0DBC2782"/>
     <w:multiLevelType w:val="hybridMultilevel"/>
     <w:tmpl w:val="BAEA4B90"/>
@@ -3555,7 +3961,7 @@
       </w:rPr>
     </w:lvl>
   </w:abstractNum>
-  <w:abstractNum w:abstractNumId="2" w15:restartNumberingAfterBreak="0">
+  <w:abstractNum w:abstractNumId="3" w15:restartNumberingAfterBreak="0">
     <w:nsid w:val="18094DCE"/>
     <w:multiLevelType w:val="hybridMultilevel"/>
     <w:tmpl w:val="4B8230F4"/>
@@ -3668,7 +4074,7 @@
       </w:rPr>
     </w:lvl>
   </w:abstractNum>
-  <w:abstractNum w:abstractNumId="3" w15:restartNumberingAfterBreak="0">
+  <w:abstractNum w:abstractNumId="4" w15:restartNumberingAfterBreak="0">
     <w:nsid w:val="19823818"/>
     <w:multiLevelType w:val="hybridMultilevel"/>
     <w:tmpl w:val="4CCCB4B0"/>
@@ -3781,7 +4187,7 @@
       </w:rPr>
     </w:lvl>
   </w:abstractNum>
-  <w:abstractNum w:abstractNumId="4" w15:restartNumberingAfterBreak="0">
+  <w:abstractNum w:abstractNumId="5" w15:restartNumberingAfterBreak="0">
     <w:nsid w:val="19946F9B"/>
     <w:multiLevelType w:val="hybridMultilevel"/>
     <w:tmpl w:val="B35C3D14"/>
@@ -3894,7 +4300,7 @@
       </w:rPr>
     </w:lvl>
   </w:abstractNum>
-  <w:abstractNum w:abstractNumId="5" w15:restartNumberingAfterBreak="0">
+  <w:abstractNum w:abstractNumId="6" w15:restartNumberingAfterBreak="0">
     <w:nsid w:val="23DF5327"/>
     <w:multiLevelType w:val="hybridMultilevel"/>
     <w:tmpl w:val="8E3ADA56"/>
@@ -4007,7 +4413,7 @@
       </w:rPr>
     </w:lvl>
   </w:abstractNum>
-  <w:abstractNum w:abstractNumId="6" w15:restartNumberingAfterBreak="0">
+  <w:abstractNum w:abstractNumId="7" w15:restartNumberingAfterBreak="0">
     <w:nsid w:val="2AA70468"/>
     <w:multiLevelType w:val="hybridMultilevel"/>
     <w:tmpl w:val="8CB6ACA8"/>
@@ -4120,7 +4526,7 @@
       </w:rPr>
     </w:lvl>
   </w:abstractNum>
-  <w:abstractNum w:abstractNumId="7" w15:restartNumberingAfterBreak="0">
+  <w:abstractNum w:abstractNumId="8" w15:restartNumberingAfterBreak="0">
     <w:nsid w:val="2DFE2CA9"/>
     <w:multiLevelType w:val="hybridMultilevel"/>
     <w:tmpl w:val="2AE293A0"/>
@@ -4233,7 +4639,7 @@
       </w:rPr>
     </w:lvl>
   </w:abstractNum>
-  <w:abstractNum w:abstractNumId="8" w15:restartNumberingAfterBreak="0">
+  <w:abstractNum w:abstractNumId="9" w15:restartNumberingAfterBreak="0">
     <w:nsid w:val="365F1C59"/>
     <w:multiLevelType w:val="hybridMultilevel"/>
     <w:tmpl w:val="8BB648A8"/>
@@ -4346,7 +4752,7 @@
       </w:rPr>
     </w:lvl>
   </w:abstractNum>
-  <w:abstractNum w:abstractNumId="9" w15:restartNumberingAfterBreak="0">
+  <w:abstractNum w:abstractNumId="10" w15:restartNumberingAfterBreak="0">
     <w:nsid w:val="39801B7F"/>
     <w:multiLevelType w:val="hybridMultilevel"/>
     <w:tmpl w:val="F63E4516"/>
@@ -4459,7 +4865,7 @@
       </w:rPr>
     </w:lvl>
   </w:abstractNum>
-  <w:abstractNum w:abstractNumId="10" w15:restartNumberingAfterBreak="0">
+  <w:abstractNum w:abstractNumId="11" w15:restartNumberingAfterBreak="0">
     <w:nsid w:val="3B060C27"/>
     <w:multiLevelType w:val="hybridMultilevel"/>
     <w:tmpl w:val="F0B856B6"/>
@@ -4572,7 +4978,7 @@
       </w:rPr>
     </w:lvl>
   </w:abstractNum>
-  <w:abstractNum w:abstractNumId="11" w15:restartNumberingAfterBreak="0">
+  <w:abstractNum w:abstractNumId="12" w15:restartNumberingAfterBreak="0">
     <w:nsid w:val="40AB3276"/>
     <w:multiLevelType w:val="hybridMultilevel"/>
     <w:tmpl w:val="1F5A2F6E"/>
@@ -4685,7 +5091,7 @@
       </w:rPr>
     </w:lvl>
   </w:abstractNum>
-  <w:abstractNum w:abstractNumId="12" w15:restartNumberingAfterBreak="0">
+  <w:abstractNum w:abstractNumId="13" w15:restartNumberingAfterBreak="0">
     <w:nsid w:val="4264488B"/>
     <w:multiLevelType w:val="hybridMultilevel"/>
     <w:tmpl w:val="A088EBAE"/>
@@ -4798,7 +5204,7 @@
       </w:rPr>
     </w:lvl>
   </w:abstractNum>
-  <w:abstractNum w:abstractNumId="13" w15:restartNumberingAfterBreak="0">
+  <w:abstractNum w:abstractNumId="14" w15:restartNumberingAfterBreak="0">
     <w:nsid w:val="4DDA691D"/>
     <w:multiLevelType w:val="hybridMultilevel"/>
     <w:tmpl w:val="DC88D8EA"/>
@@ -4911,7 +5317,7 @@
       </w:rPr>
     </w:lvl>
   </w:abstractNum>
-  <w:abstractNum w:abstractNumId="14" w15:restartNumberingAfterBreak="0">
+  <w:abstractNum w:abstractNumId="15" w15:restartNumberingAfterBreak="0">
     <w:nsid w:val="5CC827E9"/>
     <w:multiLevelType w:val="hybridMultilevel"/>
     <w:tmpl w:val="BC9AD892"/>
@@ -5024,7 +5430,7 @@
       </w:rPr>
     </w:lvl>
   </w:abstractNum>
-  <w:abstractNum w:abstractNumId="15" w15:restartNumberingAfterBreak="0">
+  <w:abstractNum w:abstractNumId="16" w15:restartNumberingAfterBreak="0">
     <w:nsid w:val="63561E55"/>
     <w:multiLevelType w:val="hybridMultilevel"/>
     <w:tmpl w:val="D2B4BAE2"/>
@@ -5137,7 +5543,7 @@
       </w:rPr>
     </w:lvl>
   </w:abstractNum>
-  <w:abstractNum w:abstractNumId="16" w15:restartNumberingAfterBreak="0">
+  <w:abstractNum w:abstractNumId="17" w15:restartNumberingAfterBreak="0">
     <w:nsid w:val="66F644A4"/>
     <w:multiLevelType w:val="hybridMultilevel"/>
     <w:tmpl w:val="F6A6CA80"/>
@@ -5250,7 +5656,7 @@
       </w:rPr>
     </w:lvl>
   </w:abstractNum>
-  <w:abstractNum w:abstractNumId="17" w15:restartNumberingAfterBreak="0">
+  <w:abstractNum w:abstractNumId="18" w15:restartNumberingAfterBreak="0">
     <w:nsid w:val="68747783"/>
     <w:multiLevelType w:val="hybridMultilevel"/>
     <w:tmpl w:val="63DAFC42"/>
@@ -5363,7 +5769,7 @@
       </w:rPr>
     </w:lvl>
   </w:abstractNum>
-  <w:abstractNum w:abstractNumId="18" w15:restartNumberingAfterBreak="0">
+  <w:abstractNum w:abstractNumId="19" w15:restartNumberingAfterBreak="0">
     <w:nsid w:val="68A55C8A"/>
     <w:multiLevelType w:val="hybridMultilevel"/>
     <w:tmpl w:val="D5E8D458"/>
@@ -5476,7 +5882,7 @@
       </w:rPr>
     </w:lvl>
   </w:abstractNum>
-  <w:abstractNum w:abstractNumId="19" w15:restartNumberingAfterBreak="0">
+  <w:abstractNum w:abstractNumId="20" w15:restartNumberingAfterBreak="0">
     <w:nsid w:val="69A22B23"/>
     <w:multiLevelType w:val="hybridMultilevel"/>
     <w:tmpl w:val="6A98BB02"/>
@@ -5589,7 +5995,7 @@
       </w:rPr>
     </w:lvl>
   </w:abstractNum>
-  <w:abstractNum w:abstractNumId="20" w15:restartNumberingAfterBreak="0">
+  <w:abstractNum w:abstractNumId="21" w15:restartNumberingAfterBreak="0">
     <w:nsid w:val="6A7E2D2F"/>
     <w:multiLevelType w:val="hybridMultilevel"/>
     <w:tmpl w:val="4E86CC7A"/>
@@ -5716,7 +6122,7 @@
       </w:rPr>
     </w:lvl>
   </w:abstractNum>
-  <w:abstractNum w:abstractNumId="21" w15:restartNumberingAfterBreak="0">
+  <w:abstractNum w:abstractNumId="22" w15:restartNumberingAfterBreak="0">
     <w:nsid w:val="702D4804"/>
     <w:multiLevelType w:val="hybridMultilevel"/>
     <w:tmpl w:val="1C94CCBE"/>
@@ -5830,70 +6236,73 @@
     </w:lvl>
   </w:abstractNum>
   <w:num w:numId="1" w16cid:durableId="1932816942">
+    <w:abstractNumId w:val="6"/>
+  </w:num>
+  <w:num w:numId="2" w16cid:durableId="305941992">
+    <w:abstractNumId w:val="2"/>
+  </w:num>
+  <w:num w:numId="3" w16cid:durableId="1940674030">
     <w:abstractNumId w:val="5"/>
   </w:num>
-  <w:num w:numId="2" w16cid:durableId="305941992">
-    <w:abstractNumId w:val="1"/>
-  </w:num>
-  <w:num w:numId="3" w16cid:durableId="1940674030">
-    <w:abstractNumId w:val="4"/>
-  </w:num>
   <w:num w:numId="4" w16cid:durableId="244389210">
-    <w:abstractNumId w:val="2"/>
+    <w:abstractNumId w:val="3"/>
   </w:num>
   <w:num w:numId="5" w16cid:durableId="1242641615">
-    <w:abstractNumId w:val="17"/>
+    <w:abstractNumId w:val="18"/>
   </w:num>
   <w:num w:numId="6" w16cid:durableId="1663000447">
-    <w:abstractNumId w:val="11"/>
+    <w:abstractNumId w:val="12"/>
   </w:num>
   <w:num w:numId="7" w16cid:durableId="1311864499">
-    <w:abstractNumId w:val="13"/>
+    <w:abstractNumId w:val="14"/>
   </w:num>
   <w:num w:numId="8" w16cid:durableId="1479566012">
     <w:abstractNumId w:val="0"/>
   </w:num>
   <w:num w:numId="9" w16cid:durableId="1544750850">
-    <w:abstractNumId w:val="6"/>
+    <w:abstractNumId w:val="7"/>
   </w:num>
   <w:num w:numId="10" w16cid:durableId="1558708330">
-    <w:abstractNumId w:val="3"/>
+    <w:abstractNumId w:val="4"/>
   </w:num>
   <w:num w:numId="11" w16cid:durableId="1426460096">
-    <w:abstractNumId w:val="14"/>
+    <w:abstractNumId w:val="15"/>
   </w:num>
   <w:num w:numId="12" w16cid:durableId="2138330653">
-    <w:abstractNumId w:val="15"/>
+    <w:abstractNumId w:val="16"/>
   </w:num>
   <w:num w:numId="13" w16cid:durableId="1495754334">
+    <w:abstractNumId w:val="22"/>
+  </w:num>
+  <w:num w:numId="14" w16cid:durableId="910041593">
+    <w:abstractNumId w:val="20"/>
+  </w:num>
+  <w:num w:numId="15" w16cid:durableId="294529569">
+    <w:abstractNumId w:val="9"/>
+  </w:num>
+  <w:num w:numId="16" w16cid:durableId="449399222">
+    <w:abstractNumId w:val="13"/>
+  </w:num>
+  <w:num w:numId="17" w16cid:durableId="1108700770">
+    <w:abstractNumId w:val="17"/>
+  </w:num>
+  <w:num w:numId="18" w16cid:durableId="208305728">
+    <w:abstractNumId w:val="11"/>
+  </w:num>
+  <w:num w:numId="19" w16cid:durableId="787091985">
+    <w:abstractNumId w:val="10"/>
+  </w:num>
+  <w:num w:numId="20" w16cid:durableId="491872623">
+    <w:abstractNumId w:val="8"/>
+  </w:num>
+  <w:num w:numId="21" w16cid:durableId="404110886">
+    <w:abstractNumId w:val="19"/>
+  </w:num>
+  <w:num w:numId="22" w16cid:durableId="855190149">
     <w:abstractNumId w:val="21"/>
   </w:num>
-  <w:num w:numId="14" w16cid:durableId="910041593">
-    <w:abstractNumId w:val="19"/>
-  </w:num>
-  <w:num w:numId="15" w16cid:durableId="294529569">
-    <w:abstractNumId w:val="8"/>
-  </w:num>
-  <w:num w:numId="16" w16cid:durableId="449399222">
-    <w:abstractNumId w:val="12"/>
-  </w:num>
-  <w:num w:numId="17" w16cid:durableId="1108700770">
-    <w:abstractNumId w:val="16"/>
-  </w:num>
-  <w:num w:numId="18" w16cid:durableId="208305728">
-    <w:abstractNumId w:val="10"/>
-  </w:num>
-  <w:num w:numId="19" w16cid:durableId="787091985">
-    <w:abstractNumId w:val="9"/>
-  </w:num>
-  <w:num w:numId="20" w16cid:durableId="491872623">
-    <w:abstractNumId w:val="7"/>
-  </w:num>
-  <w:num w:numId="21" w16cid:durableId="404110886">
-    <w:abstractNumId w:val="18"/>
-  </w:num>
-  <w:num w:numId="22" w16cid:durableId="855190149">
-    <w:abstractNumId w:val="20"/>
+  <w:num w:numId="23" w16cid:durableId="72316722">
+    <w:abstractNumId w:val="1"/>
   </w:num>
 </w:numbering>
 </file>
@@ -6296,7 +6705,6 @@
   <w:style w:type="character" w:default="1" w:styleId="DefaultParagraphFont">
     <w:name w:val="Default Paragraph Font"/>
     <w:uiPriority w:val="1"/>
-    <w:semiHidden/>
     <w:unhideWhenUsed/>
   </w:style>
   <w:style w:type="table" w:default="1" w:styleId="TableNormal">
@@ -6805,12 +7213,6 @@
 </file>
 
 <file path=customXml/item2.xml><?xml version="1.0" encoding="utf-8"?>
-<p:properties xmlns:p="http://schemas.microsoft.com/office/2006/metadata/properties" xmlns:xsi="http://www.w3.org/2001/XMLSchema-instance" xmlns:pc="http://schemas.microsoft.com/office/infopath/2007/PartnerControls">
-  <documentManagement/>
-</p:properties>
-</file>
-
-<file path=customXml/item3.xml><?xml version="1.0" encoding="utf-8"?>
 <ct:contentTypeSchema xmlns:ct="http://schemas.microsoft.com/office/2006/metadata/contentType" xmlns:ma="http://schemas.microsoft.com/office/2006/metadata/properties/metaAttributes" ct:_="" ma:_="" ma:contentTypeName="Document" ma:contentTypeID="0x010100ED21BC01FE41B54BBC76C8B0C40D491A" ma:contentTypeVersion="4" ma:contentTypeDescription="Create a new document." ma:contentTypeScope="" ma:versionID="eb1abd6de2063e43a55613b0aac5c89f">
   <xsd:schema xmlns:xsd="http://www.w3.org/2001/XMLSchema" xmlns:xs="http://www.w3.org/2001/XMLSchema" xmlns:p="http://schemas.microsoft.com/office/2006/metadata/properties" xmlns:ns2="80049a0f-7a91-4b6c-b400-3b7f5ddec6c7" targetNamespace="http://schemas.microsoft.com/office/2006/metadata/properties" ma:root="true" ma:fieldsID="27ccce53ec3088ee9dcfeda2f59db3e6" ns2:_="">
     <xsd:import namespace="80049a0f-7a91-4b6c-b400-3b7f5ddec6c7"/>
@@ -6956,6 +7358,12 @@
 </ct:contentTypeSchema>
 </file>
 
+<file path=customXml/item3.xml><?xml version="1.0" encoding="utf-8"?>
+<p:properties xmlns:p="http://schemas.microsoft.com/office/2006/metadata/properties" xmlns:xsi="http://www.w3.org/2001/XMLSchema-instance" xmlns:pc="http://schemas.microsoft.com/office/infopath/2007/PartnerControls">
+  <documentManagement/>
+</p:properties>
+</file>
+
 <file path=customXml/itemProps1.xml><?xml version="1.0" encoding="utf-8"?>
 <ds:datastoreItem xmlns:ds="http://schemas.openxmlformats.org/officeDocument/2006/customXml" ds:itemID="{32C5F425-D54D-423F-BED1-9AB762519A72}">
   <ds:schemaRefs>
@@ -6965,15 +7373,6 @@
 </file>
 
 <file path=customXml/itemProps2.xml><?xml version="1.0" encoding="utf-8"?>
-<ds:datastoreItem xmlns:ds="http://schemas.openxmlformats.org/officeDocument/2006/customXml" ds:itemID="{6CEF2CB1-F7A7-4CCB-A25D-1B7EACD7E354}">
-  <ds:schemaRefs>
-    <ds:schemaRef ds:uri="http://schemas.microsoft.com/office/2006/metadata/properties"/>
-    <ds:schemaRef ds:uri="http://schemas.microsoft.com/office/infopath/2007/PartnerControls"/>
-  </ds:schemaRefs>
-</ds:datastoreItem>
-</file>
-
-<file path=customXml/itemProps3.xml><?xml version="1.0" encoding="utf-8"?>
 <ds:datastoreItem xmlns:ds="http://schemas.openxmlformats.org/officeDocument/2006/customXml" ds:itemID="{E8ABED25-0FB0-4824-A7FA-0A837CE6983D}">
   <ds:schemaRefs>
     <ds:schemaRef ds:uri="http://schemas.microsoft.com/office/2006/metadata/contentType"/>
@@ -6989,4 +7388,13 @@
     <ds:schemaRef ds:uri="http://schemas.microsoft.com/internal/obd"/>
   </ds:schemaRefs>
 </ds:datastoreItem>
+</file>
+
+<file path=customXml/itemProps3.xml><?xml version="1.0" encoding="utf-8"?>
+<ds:datastoreItem xmlns:ds="http://schemas.openxmlformats.org/officeDocument/2006/customXml" ds:itemID="{6CEF2CB1-F7A7-4CCB-A25D-1B7EACD7E354}">
+  <ds:schemaRefs>
+    <ds:schemaRef ds:uri="http://schemas.microsoft.com/office/2006/metadata/properties"/>
+    <ds:schemaRef ds:uri="http://schemas.microsoft.com/office/infopath/2007/PartnerControls"/>
+  </ds:schemaRefs>
+</ds:datastoreItem>
 </file>